--- a/AI Engineer JD.docx
+++ b/AI Engineer JD.docx
@@ -1,6 +1,6 @@
 
 <file path=word/document.xml><?xml version="1.0" encoding="utf-8"?>
-<w:document xmlns:wpc="http://schemas.microsoft.com/office/word/2010/wordprocessingCanvas" xmlns:cx="http://schemas.microsoft.com/office/drawing/2014/chartex" xmlns:cx1="http://schemas.microsoft.com/office/drawing/2015/9/8/chartex" xmlns:cx2="http://schemas.microsoft.com/office/drawing/2015/10/21/chartex" xmlns:cx3="http://schemas.microsoft.com/office/drawing/2016/5/9/chartex" xmlns:cx4="http://schemas.microsoft.com/office/drawing/2016/5/10/chartex" xmlns:cx5="http://schemas.microsoft.com/office/drawing/2016/5/11/chartex" xmlns:cx6="http://schemas.microsoft.com/office/drawing/2016/5/12/chartex" xmlns:cx7="http://schemas.microsoft.com/office/drawing/2016/5/13/chartex" xmlns:cx8="http://schemas.microsoft.com/office/drawing/2016/5/14/chartex" xmlns:mc="http://schemas.openxmlformats.org/markup-compatibility/2006" xmlns:aink="http://schemas.microsoft.com/office/drawing/2016/ink" xmlns:am3d="http://schemas.microsoft.com/office/drawing/2017/model3d" xmlns:o="urn:schemas-microsoft-com:office:office" xmlns:oel="http://schemas.microsoft.com/office/2019/extlst" xmlns:r="http://schemas.openxmlformats.org/officeDocument/2006/relationships" xmlns:m="http://schemas.openxmlformats.org/officeDocument/2006/math" xmlns:v="urn:schemas-microsoft-com:vml" xmlns:wp14="http://schemas.microsoft.com/office/word/2010/wordprocessingDrawing" xmlns:wp="http://schemas.openxmlformats.org/drawingml/2006/wordprocessingDrawing" xmlns:w10="urn:schemas-microsoft-com:office:word" xmlns:w="http://schemas.openxmlformats.org/wordprocessingml/2006/main" xmlns:w14="http://schemas.microsoft.com/office/word/2010/wordml" xmlns:w15="http://schemas.microsoft.com/office/word/2012/wordml" xmlns:w16cei="http://schemas.microsoft.com/office/word/2026/wordml/cei" xmlns:w16cex="http://schemas.microsoft.com/office/word/2018/wordml/cex" xmlns:w16cid="http://schemas.microsoft.com/office/word/2016/wordml/cid" xmlns:w16="http://schemas.microsoft.com/office/word/2018/wordml" xmlns:w16du="http://schemas.microsoft.com/office/word/2023/wordml/word16du" xmlns:w16sdtdh="http://schemas.microsoft.com/office/word/2020/wordml/sdtdatahash" xmlns:w16sdtfl="http://schemas.microsoft.com/office/word/2024/wordml/sdtformatlock" xmlns:w16se="http://schemas.microsoft.com/office/word/2015/wordml/symex" xmlns:wpg="http://schemas.microsoft.com/office/word/2010/wordprocessingGroup" xmlns:wpi="http://schemas.microsoft.com/office/word/2010/wordprocessingInk" xmlns:wne="http://schemas.microsoft.com/office/word/2006/wordml" xmlns:wps="http://schemas.microsoft.com/office/word/2010/wordprocessingShape" mc:Ignorable="w14 w15 w16se w16cid w16 w16cex w16sdtdh w16sdtfl w16du wp14">
+<w:document xmlns:wpc="http://schemas.microsoft.com/office/word/2010/wordprocessingCanvas" xmlns:cx="http://schemas.microsoft.com/office/drawing/2014/chartex" xmlns:cx1="http://schemas.microsoft.com/office/drawing/2015/9/8/chartex" xmlns:cx2="http://schemas.microsoft.com/office/drawing/2015/10/21/chartex" xmlns:cx3="http://schemas.microsoft.com/office/drawing/2016/5/9/chartex" xmlns:cx4="http://schemas.microsoft.com/office/drawing/2016/5/10/chartex" xmlns:cx5="http://schemas.microsoft.com/office/drawing/2016/5/11/chartex" xmlns:cx6="http://schemas.microsoft.com/office/drawing/2016/5/12/chartex" xmlns:cx7="http://schemas.microsoft.com/office/drawing/2016/5/13/chartex" xmlns:cx8="http://schemas.microsoft.com/office/drawing/2016/5/14/chartex" xmlns:mc="http://schemas.openxmlformats.org/markup-compatibility/2006" xmlns:m="http://schemas.openxmlformats.org/officeDocument/2006/math" xmlns:aink="http://schemas.microsoft.com/office/drawing/2016/ink" xmlns:am3d="http://schemas.microsoft.com/office/drawing/2017/model3d" xmlns:oel="http://schemas.microsoft.com/office/2019/extlst" xmlns:r="http://schemas.openxmlformats.org/officeDocument/2006/relationships" xmlns:wp14="http://schemas.microsoft.com/office/word/2010/wordprocessingDrawing" xmlns:wp="http://schemas.openxmlformats.org/drawingml/2006/wordprocessingDrawing" xmlns:wpg="http://schemas.microsoft.com/office/word/2010/wordprocessingGroup" xmlns:wpi="http://schemas.microsoft.com/office/word/2010/wordprocessingInk" xmlns:wps="http://schemas.microsoft.com/office/word/2010/wordprocessingShape" xmlns:o="urn:schemas-microsoft-com:office:office" xmlns:v="urn:schemas-microsoft-com:vml" xmlns:w10="urn:schemas-microsoft-com:office:word" xmlns:w="http://schemas.openxmlformats.org/wordprocessingml/2006/main" xmlns:w14="http://schemas.microsoft.com/office/word/2010/wordml" xmlns:w15="http://schemas.microsoft.com/office/word/2012/wordml" xmlns:w16cex="http://schemas.microsoft.com/office/word/2018/wordml/cex" xmlns:w16cid="http://schemas.microsoft.com/office/word/2016/wordml/cid" xmlns:w16="http://schemas.microsoft.com/office/word/2018/wordml" xmlns:w16sdtdh="http://schemas.microsoft.com/office/word/2020/wordml/sdtdatahash" xmlns:w16sdtfl="http://schemas.microsoft.com/office/word/2024/wordml/sdtformatlock" xmlns:w16se="http://schemas.microsoft.com/office/word/2015/wordml/symex" xmlns:w16du="http://schemas.microsoft.com/office/word/2023/wordml/word16du" xmlns:wne="http://schemas.microsoft.com/office/word/2006/wordml" mc:Ignorable="w14 w15 w16se w16cid w16 w16cex w16sdtdh w16sdtfl w16du wp14">
   <w:body>
     <w:p>
       <w:pPr>
@@ -49,45 +49,34 @@
           <w:sz w:val="22"/>
           <w:szCs w:val="22"/>
         </w:rPr>
-        <w:t xml:space="preserve">You will own application delivery across frontend, backend, AI integration, inference serving, and production deployment. Where appropriate, you will use </w:t>
-      </w:r>
-      <w:proofErr w:type="spellStart"/>
-      <w:r>
-        <w:rPr>
-          <w:sz w:val="22"/>
-          <w:szCs w:val="22"/>
-        </w:rPr>
-        <w:t>hyperscaler</w:t>
-      </w:r>
-      <w:proofErr w:type="spellEnd"/>
-      <w:r>
-        <w:rPr>
-          <w:sz w:val="22"/>
-          <w:szCs w:val="22"/>
-        </w:rPr>
-        <w:t xml:space="preserve"> AI services to validate ideas, then adapt validated solutions to the target deployment environment. We assess demonstrated engineering ability and ownership of working systems.</w:t>
-      </w:r>
-    </w:p>
-    <w:p>
-      <w:pPr>
-        <w:rPr>
-          <w:sz w:val="22"/>
-          <w:szCs w:val="22"/>
-        </w:rPr>
-      </w:pPr>
-      <w:r>
-        <w:rPr>
-          <w:sz w:val="22"/>
-          <w:szCs w:val="22"/>
-        </w:rPr>
-        <w:pict w14:anchorId="50FC94FA">
-          <v:rect id="_x0000_i1025" style="width:0;height:0" o:hrstd="t" o:hr="t" fillcolor="#a0a0a0" stroked="f"/>
+        <w:t>You will own application delivery across frontend, backend, AI integration, inference serving, and production deployment. Where appropriate, you will use hyperscaler AI services to validate ideas, then adapt validated solutions to the target deployment environment. We assess demonstrated engineering ability and ownership of working systems.</w:t>
+      </w:r>
+    </w:p>
+    <w:p>
+      <w:pPr>
+        <w:rPr>
+          <w:sz w:val="22"/>
+          <w:szCs w:val="22"/>
+        </w:rPr>
+      </w:pPr>
+      <w:r>
+        <w:rPr>
+          <w:noProof/>
+        </w:rPr>
+      </w:r>
+      <w:r>
+        <w:pict w14:anchorId="6983C549">
+          <v:rect id="Horizontal Line 1" o:spid="_x0000_s1029" style="width:451.3pt;height:.05pt;visibility:visible;mso-wrap-style:square;mso-left-percent:-10001;mso-top-percent:-10001;mso-position-horizontal:absolute;mso-position-horizontal-relative:char;mso-position-vertical:absolute;mso-position-vertical-relative:line;mso-left-percent:-10001;mso-top-percent:-10001;v-text-anchor:top" o:gfxdata="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" filled="f">
+            <o:lock v:ext="edit" rotation="t" aspectratio="t" verticies="t" text="t" shapetype="t"/>
+            <w10:anchorlock/>
+          </v:rect>
         </w:pict>
       </w:r>
     </w:p>
     <w:p>
       <w:pPr>
         <w:keepNext/>
+        <w:spacing w:line="240" w:lineRule="auto"/>
         <w:rPr>
           <w:b/>
           <w:bCs/>
@@ -101,6 +90,296 @@
           <w:bCs/>
           <w:sz w:val="22"/>
           <w:szCs w:val="22"/>
+        </w:rPr>
+        <w:t>This role is for you if…</w:t>
+      </w:r>
+    </w:p>
+    <w:p>
+      <w:pPr>
+        <w:keepNext/>
+        <w:numPr>
+          <w:ilvl w:val="0"/>
+          <w:numId w:val="14"/>
+        </w:numPr>
+        <w:spacing w:line="240" w:lineRule="auto"/>
+        <w:rPr>
+          <w:sz w:val="22"/>
+          <w:szCs w:val="22"/>
+        </w:rPr>
+      </w:pPr>
+      <w:r>
+        <w:rPr>
+          <w:sz w:val="22"/>
+          <w:szCs w:val="22"/>
+        </w:rPr>
+        <w:t>You enjoy defining your own direction and are comfortable creating the spec, not just following one.</w:t>
+      </w:r>
+    </w:p>
+    <w:p>
+      <w:pPr>
+        <w:keepNext/>
+        <w:numPr>
+          <w:ilvl w:val="0"/>
+          <w:numId w:val="14"/>
+        </w:numPr>
+        <w:spacing w:line="240" w:lineRule="auto"/>
+        <w:rPr>
+          <w:sz w:val="22"/>
+          <w:szCs w:val="22"/>
+        </w:rPr>
+      </w:pPr>
+      <w:r>
+        <w:rPr>
+          <w:sz w:val="22"/>
+          <w:szCs w:val="22"/>
+        </w:rPr>
+        <w:t>You see AI as more than a tool and are excited to direct it as your day-to-day “team” to build and ship.</w:t>
+      </w:r>
+    </w:p>
+    <w:p>
+      <w:pPr>
+        <w:keepNext/>
+        <w:numPr>
+          <w:ilvl w:val="0"/>
+          <w:numId w:val="14"/>
+        </w:numPr>
+        <w:spacing w:line="240" w:lineRule="auto"/>
+        <w:rPr>
+          <w:sz w:val="22"/>
+          <w:szCs w:val="22"/>
+        </w:rPr>
+      </w:pPr>
+      <w:r>
+        <w:rPr>
+          <w:sz w:val="22"/>
+          <w:szCs w:val="22"/>
+        </w:rPr>
+        <w:t>You are able to take initiative and make progress even without a fixed playbook.</w:t>
+      </w:r>
+    </w:p>
+    <w:p>
+      <w:pPr>
+        <w:keepNext/>
+        <w:numPr>
+          <w:ilvl w:val="0"/>
+          <w:numId w:val="14"/>
+        </w:numPr>
+        <w:spacing w:line="240" w:lineRule="auto"/>
+        <w:rPr>
+          <w:b/>
+          <w:bCs/>
+          <w:sz w:val="22"/>
+          <w:szCs w:val="22"/>
+        </w:rPr>
+      </w:pPr>
+      <w:r>
+        <w:rPr>
+          <w:sz w:val="22"/>
+          <w:szCs w:val="22"/>
+        </w:rPr>
+        <w:t>You prefer hands-on contribution over observation and are ready to make an impact from week one.</w:t>
+      </w:r>
+    </w:p>
+    <w:p>
+      <w:pPr>
+        <w:keepNext/>
+        <w:spacing w:line="240" w:lineRule="auto"/>
+        <w:rPr>
+          <w:b/>
+          <w:bCs/>
+          <w:sz w:val="22"/>
+          <w:szCs w:val="22"/>
+        </w:rPr>
+      </w:pPr>
+      <w:r>
+        <w:rPr>
+          <w:b/>
+          <w:bCs/>
+          <w:sz w:val="22"/>
+          <w:szCs w:val="22"/>
+        </w:rPr>
+        <w:t>Qualifications</w:t>
+      </w:r>
+    </w:p>
+    <w:p>
+      <w:pPr>
+        <w:keepNext/>
+        <w:numPr>
+          <w:ilvl w:val="0"/>
+          <w:numId w:val="15"/>
+        </w:numPr>
+        <w:spacing w:line="240" w:lineRule="auto"/>
+        <w:rPr>
+          <w:sz w:val="22"/>
+          <w:szCs w:val="22"/>
+        </w:rPr>
+      </w:pPr>
+      <w:r>
+        <w:rPr>
+          <w:sz w:val="22"/>
+          <w:szCs w:val="22"/>
+        </w:rPr>
+        <w:t xml:space="preserve">A degree </w:t>
+      </w:r>
+      <w:r>
+        <w:rPr>
+          <w:sz w:val="22"/>
+          <w:szCs w:val="22"/>
+        </w:rPr>
+        <w:t xml:space="preserve">or masters </w:t>
+      </w:r>
+      <w:r>
+        <w:rPr>
+          <w:sz w:val="22"/>
+          <w:szCs w:val="22"/>
+        </w:rPr>
+        <w:t>in Computer Science, Information Systems, Engineering, or a related field.</w:t>
+      </w:r>
+    </w:p>
+    <w:p>
+      <w:pPr>
+        <w:keepNext/>
+        <w:numPr>
+          <w:ilvl w:val="0"/>
+          <w:numId w:val="15"/>
+        </w:numPr>
+        <w:spacing w:line="240" w:lineRule="auto"/>
+        <w:rPr>
+          <w:sz w:val="22"/>
+          <w:szCs w:val="22"/>
+        </w:rPr>
+      </w:pPr>
+      <w:r>
+        <w:rPr>
+          <w:sz w:val="22"/>
+          <w:szCs w:val="22"/>
+        </w:rPr>
+        <w:t>2–3 years of hands-on experience in AI / Machine Learning / Generative AI development, with exposure to building real-world applications or prototypes.</w:t>
+      </w:r>
+    </w:p>
+    <w:p>
+      <w:pPr>
+        <w:keepNext/>
+        <w:numPr>
+          <w:ilvl w:val="0"/>
+          <w:numId w:val="15"/>
+        </w:numPr>
+        <w:spacing w:line="240" w:lineRule="auto"/>
+        <w:rPr>
+          <w:sz w:val="22"/>
+          <w:szCs w:val="22"/>
+        </w:rPr>
+      </w:pPr>
+      <w:r>
+        <w:rPr>
+          <w:sz w:val="22"/>
+          <w:szCs w:val="22"/>
+        </w:rPr>
+        <w:t>Curiosity that outpaces your current skill level. You figure things out quickly because you are driven to experiment and explore.</w:t>
+      </w:r>
+    </w:p>
+    <w:p>
+      <w:pPr>
+        <w:keepNext/>
+        <w:numPr>
+          <w:ilvl w:val="0"/>
+          <w:numId w:val="15"/>
+        </w:numPr>
+        <w:spacing w:line="240" w:lineRule="auto"/>
+        <w:rPr>
+          <w:sz w:val="22"/>
+          <w:szCs w:val="22"/>
+        </w:rPr>
+      </w:pPr>
+      <w:r>
+        <w:rPr>
+          <w:sz w:val="22"/>
+          <w:szCs w:val="22"/>
+        </w:rPr>
+        <w:t>Working knowledge of Python, JavaScript, or similar. Enough to iterate on AI-generated code and make it work in real-world scenarios.</w:t>
+      </w:r>
+    </w:p>
+    <w:p>
+      <w:pPr>
+        <w:keepNext/>
+        <w:numPr>
+          <w:ilvl w:val="0"/>
+          <w:numId w:val="15"/>
+        </w:numPr>
+        <w:spacing w:line="240" w:lineRule="auto"/>
+        <w:rPr>
+          <w:sz w:val="22"/>
+          <w:szCs w:val="22"/>
+        </w:rPr>
+      </w:pPr>
+      <w:r>
+        <w:rPr>
+          <w:sz w:val="22"/>
+          <w:szCs w:val="22"/>
+        </w:rPr>
+        <w:t>Hands-on familiarity with AI tools. Beyond just ChatGPT, you have explored the broader ecosystem of generative AI, automation, and agentic tools.</w:t>
+      </w:r>
+    </w:p>
+    <w:p>
+      <w:pPr>
+        <w:keepNext/>
+        <w:numPr>
+          <w:ilvl w:val="0"/>
+          <w:numId w:val="15"/>
+        </w:numPr>
+        <w:spacing w:line="240" w:lineRule="auto"/>
+        <w:rPr>
+          <w:sz w:val="22"/>
+          <w:szCs w:val="22"/>
+        </w:rPr>
+      </w:pPr>
+      <w:r>
+        <w:rPr>
+          <w:sz w:val="22"/>
+          <w:szCs w:val="22"/>
+        </w:rPr>
+        <w:t>Strong communication skills. You can break down messy problems clearly and know when to ask the right questions.</w:t>
+      </w:r>
+    </w:p>
+    <w:p>
+      <w:pPr>
+        <w:keepNext/>
+        <w:numPr>
+          <w:ilvl w:val="0"/>
+          <w:numId w:val="15"/>
+        </w:numPr>
+        <w:spacing w:line="240" w:lineRule="auto"/>
+        <w:rPr>
+          <w:sz w:val="22"/>
+          <w:szCs w:val="22"/>
+        </w:rPr>
+      </w:pPr>
+      <w:r>
+        <w:rPr>
+          <w:sz w:val="22"/>
+          <w:szCs w:val="22"/>
+        </w:rPr>
+        <w:t>A bias toward action. You would rather ship something imperfect and improve it than wait for perfect conditions.</w:t>
+      </w:r>
+    </w:p>
+    <w:p>
+      <w:pPr>
+        <w:keepNext/>
+        <w:rPr>
+          <w:b/>
+          <w:bCs/>
+          <w:sz w:val="22"/>
+          <w:szCs w:val="22"/>
+          <w:u w:val="single"/>
+        </w:rPr>
+      </w:pPr>
+      <w:r>
+        <w:rPr>
+          <w:b/>
+          <w:bCs/>
+          <w:sz w:val="22"/>
+          <w:szCs w:val="22"/>
+          <w:u w:val="single"/>
         </w:rPr>
         <w:t>Key responsibilities</w:t>
       </w:r>
@@ -160,6 +439,7 @@
           <w:sz w:val="22"/>
           <w:szCs w:val="22"/>
         </w:rPr>
+        <w:lastRenderedPageBreak/>
         <w:t>Translate business needs into technical specifications, architecture options, and working full-stack prototypes.</w:t>
       </w:r>
     </w:p>
@@ -237,23 +517,7 @@
           <w:sz w:val="22"/>
           <w:szCs w:val="22"/>
         </w:rPr>
-        <w:t xml:space="preserve">Develop full-stack AI applications using Python, </w:t>
-      </w:r>
-      <w:proofErr w:type="spellStart"/>
-      <w:r>
-        <w:rPr>
-          <w:sz w:val="22"/>
-          <w:szCs w:val="22"/>
-        </w:rPr>
-        <w:t>FastAPI</w:t>
-      </w:r>
-      <w:proofErr w:type="spellEnd"/>
-      <w:r>
-        <w:rPr>
-          <w:sz w:val="22"/>
-          <w:szCs w:val="22"/>
-        </w:rPr>
-        <w:t>, React, and Next.js.</w:t>
+        <w:t>Develop full-stack AI applications using Python, FastAPI, React, and Next.js.</w:t>
       </w:r>
     </w:p>
     <w:p>
@@ -310,55 +574,7 @@
           <w:sz w:val="22"/>
           <w:szCs w:val="22"/>
         </w:rPr>
-        <w:t xml:space="preserve">Implement agent workflows using frameworks such as </w:t>
-      </w:r>
-      <w:proofErr w:type="spellStart"/>
-      <w:r>
-        <w:rPr>
-          <w:sz w:val="22"/>
-          <w:szCs w:val="22"/>
-        </w:rPr>
-        <w:t>PydanticAI</w:t>
-      </w:r>
-      <w:proofErr w:type="spellEnd"/>
-      <w:r>
-        <w:rPr>
-          <w:sz w:val="22"/>
-          <w:szCs w:val="22"/>
-        </w:rPr>
-        <w:t xml:space="preserve">, </w:t>
-      </w:r>
-      <w:proofErr w:type="spellStart"/>
-      <w:r>
-        <w:rPr>
-          <w:sz w:val="22"/>
-          <w:szCs w:val="22"/>
-        </w:rPr>
-        <w:t>LangGraph</w:t>
-      </w:r>
-      <w:proofErr w:type="spellEnd"/>
-      <w:r>
-        <w:rPr>
-          <w:sz w:val="22"/>
-          <w:szCs w:val="22"/>
-        </w:rPr>
-        <w:t xml:space="preserve">, or </w:t>
-      </w:r>
-      <w:proofErr w:type="spellStart"/>
-      <w:r>
-        <w:rPr>
-          <w:sz w:val="22"/>
-          <w:szCs w:val="22"/>
-        </w:rPr>
-        <w:t>LangChain</w:t>
-      </w:r>
-      <w:proofErr w:type="spellEnd"/>
-      <w:r>
-        <w:rPr>
-          <w:sz w:val="22"/>
-          <w:szCs w:val="22"/>
-        </w:rPr>
-        <w:t>, selecting an approach appropriate to the application.</w:t>
+        <w:t>Implement agent workflows using frameworks such as PydanticAI, LangGraph, or LangChain, selecting an approach appropriate to the application.</w:t>
       </w:r>
     </w:p>
     <w:p>
@@ -377,23 +593,7 @@
           <w:sz w:val="22"/>
           <w:szCs w:val="22"/>
         </w:rPr>
-        <w:t xml:space="preserve">Use AI coding agents such as </w:t>
-      </w:r>
-      <w:proofErr w:type="spellStart"/>
-      <w:r>
-        <w:rPr>
-          <w:sz w:val="22"/>
-          <w:szCs w:val="22"/>
-        </w:rPr>
-        <w:t>OpenCode</w:t>
-      </w:r>
-      <w:proofErr w:type="spellEnd"/>
-      <w:r>
-        <w:rPr>
-          <w:sz w:val="22"/>
-          <w:szCs w:val="22"/>
-        </w:rPr>
-        <w:t>, Claude Code, or Codex CLI to accelerate delivery while taking responsibility for architecture, code review, testing, debugging, and security.</w:t>
+        <w:t>Use AI coding agents such as OpenCode, Claude Code, or Codex CLI to accelerate delivery while taking responsibility for architecture, code review, testing, debugging, and security.</w:t>
       </w:r>
     </w:p>
     <w:p>
@@ -432,39 +632,7 @@
           <w:sz w:val="22"/>
           <w:szCs w:val="22"/>
         </w:rPr>
-        <w:t xml:space="preserve">Deploy and operate open-weight models using inference engines such as </w:t>
-      </w:r>
-      <w:proofErr w:type="spellStart"/>
-      <w:r>
-        <w:rPr>
-          <w:sz w:val="22"/>
-          <w:szCs w:val="22"/>
-        </w:rPr>
-        <w:t>vLLM</w:t>
-      </w:r>
-      <w:proofErr w:type="spellEnd"/>
-      <w:r>
-        <w:rPr>
-          <w:sz w:val="22"/>
-          <w:szCs w:val="22"/>
-        </w:rPr>
-        <w:t xml:space="preserve">, </w:t>
-      </w:r>
-      <w:proofErr w:type="spellStart"/>
-      <w:r>
-        <w:rPr>
-          <w:sz w:val="22"/>
-          <w:szCs w:val="22"/>
-        </w:rPr>
-        <w:t>SGLang</w:t>
-      </w:r>
-      <w:proofErr w:type="spellEnd"/>
-      <w:r>
-        <w:rPr>
-          <w:sz w:val="22"/>
-          <w:szCs w:val="22"/>
-        </w:rPr>
-        <w:t>, or llama.cpp.</w:t>
+        <w:t>Deploy and operate open-weight models using inference engines such as vLLM, SGLang, or llama.cpp.</w:t>
       </w:r>
     </w:p>
     <w:p>
@@ -483,7 +651,6 @@
           <w:sz w:val="22"/>
           <w:szCs w:val="22"/>
         </w:rPr>
-        <w:lastRenderedPageBreak/>
         <w:t>Benchmark representative workloads, diagnose bottlenecks, and tune inference configurations. Apply knowledge of prefill, decode, batching, caching, GPU memory, latency, and throughput; evaluate techniques such as speculative decoding where appropriate.</w:t>
       </w:r>
     </w:p>
@@ -592,11 +759,15 @@
       </w:pPr>
       <w:r>
         <w:rPr>
-          <w:sz w:val="22"/>
-          <w:szCs w:val="22"/>
-        </w:rPr>
-        <w:pict w14:anchorId="04EC0B99">
-          <v:rect id="_x0000_i1026" style="width:0;height:0" o:hrstd="t" o:hr="t" fillcolor="#a0a0a0" stroked="f"/>
+          <w:noProof/>
+        </w:rPr>
+      </w:r>
+      <w:r>
+        <w:pict w14:anchorId="2F3E290E">
+          <v:rect id="Horizontal Line 2" o:spid="_x0000_s1028" style="width:451.3pt;height:.05pt;visibility:visible;mso-wrap-style:square;mso-left-percent:-10001;mso-top-percent:-10001;mso-position-horizontal:absolute;mso-position-horizontal-relative:char;mso-position-vertical:absolute;mso-position-vertical-relative:line;mso-left-percent:-10001;mso-top-percent:-10001;v-text-anchor:top" o:gfxdata="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" filled="f">
+            <o:lock v:ext="edit" rotation="t" aspectratio="t" verticies="t" text="t" shapetype="t"/>
+            <w10:anchorlock/>
+          </v:rect>
         </w:pict>
       </w:r>
     </w:p>
@@ -617,6 +788,7 @@
           <w:sz w:val="22"/>
           <w:szCs w:val="22"/>
         </w:rPr>
+        <w:lastRenderedPageBreak/>
         <w:t>Must-have skills and experience</w:t>
       </w:r>
     </w:p>
@@ -707,55 +879,7 @@
           <w:sz w:val="22"/>
           <w:szCs w:val="22"/>
         </w:rPr>
-        <w:t xml:space="preserve">Experience with at least one agent framework, such as </w:t>
-      </w:r>
-      <w:proofErr w:type="spellStart"/>
-      <w:r>
-        <w:rPr>
-          <w:sz w:val="22"/>
-          <w:szCs w:val="22"/>
-        </w:rPr>
-        <w:t>PydanticAI</w:t>
-      </w:r>
-      <w:proofErr w:type="spellEnd"/>
-      <w:r>
-        <w:rPr>
-          <w:sz w:val="22"/>
-          <w:szCs w:val="22"/>
-        </w:rPr>
-        <w:t xml:space="preserve">, </w:t>
-      </w:r>
-      <w:proofErr w:type="spellStart"/>
-      <w:r>
-        <w:rPr>
-          <w:sz w:val="22"/>
-          <w:szCs w:val="22"/>
-        </w:rPr>
-        <w:t>LangGraph</w:t>
-      </w:r>
-      <w:proofErr w:type="spellEnd"/>
-      <w:r>
-        <w:rPr>
-          <w:sz w:val="22"/>
-          <w:szCs w:val="22"/>
-        </w:rPr>
-        <w:t xml:space="preserve">, or </w:t>
-      </w:r>
-      <w:proofErr w:type="spellStart"/>
-      <w:r>
-        <w:rPr>
-          <w:sz w:val="22"/>
-          <w:szCs w:val="22"/>
-        </w:rPr>
-        <w:t>LangChain</w:t>
-      </w:r>
-      <w:proofErr w:type="spellEnd"/>
-      <w:r>
-        <w:rPr>
-          <w:sz w:val="22"/>
-          <w:szCs w:val="22"/>
-        </w:rPr>
-        <w:t>, or an equivalent implementation.</w:t>
+        <w:t>Experience with at least one agent framework, such as PydanticAI, LangGraph, or LangChain, or an equivalent implementation.</w:t>
       </w:r>
     </w:p>
     <w:p>
@@ -812,39 +936,7 @@
           <w:sz w:val="22"/>
           <w:szCs w:val="22"/>
         </w:rPr>
-        <w:t xml:space="preserve">Hands-on experience deploying an open-weight model with an inference engine such as </w:t>
-      </w:r>
-      <w:proofErr w:type="spellStart"/>
-      <w:r>
-        <w:rPr>
-          <w:sz w:val="22"/>
-          <w:szCs w:val="22"/>
-        </w:rPr>
-        <w:t>vLLM</w:t>
-      </w:r>
-      <w:proofErr w:type="spellEnd"/>
-      <w:r>
-        <w:rPr>
-          <w:sz w:val="22"/>
-          <w:szCs w:val="22"/>
-        </w:rPr>
-        <w:t xml:space="preserve">, </w:t>
-      </w:r>
-      <w:proofErr w:type="spellStart"/>
-      <w:r>
-        <w:rPr>
-          <w:sz w:val="22"/>
-          <w:szCs w:val="22"/>
-        </w:rPr>
-        <w:t>SGLang</w:t>
-      </w:r>
-      <w:proofErr w:type="spellEnd"/>
-      <w:r>
-        <w:rPr>
-          <w:sz w:val="22"/>
-          <w:szCs w:val="22"/>
-        </w:rPr>
-        <w:t>, or llama.cpp, exposing an endpoint, and integrating it into an application.</w:t>
+        <w:t>Hands-on experience deploying an open-weight model with an inference engine such as vLLM, SGLang, or llama.cpp, exposing an endpoint, and integrating it into an application.</w:t>
       </w:r>
     </w:p>
     <w:p>
@@ -882,7 +974,6 @@
           <w:sz w:val="22"/>
           <w:szCs w:val="22"/>
         </w:rPr>
-        <w:lastRenderedPageBreak/>
         <w:t>Effective use of AI coding agents, with the ability to explain, review, test, and debug generated code.</w:t>
       </w:r>
     </w:p>
@@ -952,11 +1043,15 @@
       </w:pPr>
       <w:r>
         <w:rPr>
-          <w:sz w:val="22"/>
-          <w:szCs w:val="22"/>
-        </w:rPr>
-        <w:pict w14:anchorId="6E8598B6">
-          <v:rect id="_x0000_i1027" style="width:0;height:0" o:hrstd="t" o:hr="t" fillcolor="#a0a0a0" stroked="f"/>
+          <w:noProof/>
+        </w:rPr>
+      </w:r>
+      <w:r>
+        <w:pict w14:anchorId="79356001">
+          <v:rect id="Horizontal Line 3" o:spid="_x0000_s1027" style="width:451.3pt;height:.05pt;visibility:visible;mso-wrap-style:square;mso-left-percent:-10001;mso-top-percent:-10001;mso-position-horizontal:absolute;mso-position-horizontal-relative:char;mso-position-vertical:absolute;mso-position-vertical-relative:line;mso-left-percent:-10001;mso-top-percent:-10001;v-text-anchor:top" o:gfxdata="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" filled="f">
+            <o:lock v:ext="edit" rotation="t" aspectratio="t" verticies="t" text="t" shapetype="t"/>
+            <w10:anchorlock/>
+          </v:rect>
         </w:pict>
       </w:r>
     </w:p>
@@ -996,87 +1091,7 @@
           <w:sz w:val="22"/>
           <w:szCs w:val="22"/>
         </w:rPr>
-        <w:t xml:space="preserve">Production experience with the selected application and serving stack, including </w:t>
-      </w:r>
-      <w:proofErr w:type="spellStart"/>
-      <w:r>
-        <w:rPr>
-          <w:sz w:val="22"/>
-          <w:szCs w:val="22"/>
-        </w:rPr>
-        <w:t>FastAPI</w:t>
-      </w:r>
-      <w:proofErr w:type="spellEnd"/>
-      <w:r>
-        <w:rPr>
-          <w:sz w:val="22"/>
-          <w:szCs w:val="22"/>
-        </w:rPr>
-        <w:t xml:space="preserve">, React/Next.js, </w:t>
-      </w:r>
-      <w:proofErr w:type="spellStart"/>
-      <w:r>
-        <w:rPr>
-          <w:sz w:val="22"/>
-          <w:szCs w:val="22"/>
-        </w:rPr>
-        <w:t>PydanticAI</w:t>
-      </w:r>
-      <w:proofErr w:type="spellEnd"/>
-      <w:r>
-        <w:rPr>
-          <w:sz w:val="22"/>
-          <w:szCs w:val="22"/>
-        </w:rPr>
-        <w:t xml:space="preserve"> or </w:t>
-      </w:r>
-      <w:proofErr w:type="spellStart"/>
-      <w:r>
-        <w:rPr>
-          <w:sz w:val="22"/>
-          <w:szCs w:val="22"/>
-        </w:rPr>
-        <w:t>LangGraph</w:t>
-      </w:r>
-      <w:proofErr w:type="spellEnd"/>
-      <w:r>
-        <w:rPr>
-          <w:sz w:val="22"/>
-          <w:szCs w:val="22"/>
-        </w:rPr>
-        <w:t xml:space="preserve">, and </w:t>
-      </w:r>
-      <w:proofErr w:type="spellStart"/>
-      <w:r>
-        <w:rPr>
-          <w:sz w:val="22"/>
-          <w:szCs w:val="22"/>
-        </w:rPr>
-        <w:t>vLLM</w:t>
-      </w:r>
-      <w:proofErr w:type="spellEnd"/>
-      <w:r>
-        <w:rPr>
-          <w:sz w:val="22"/>
-          <w:szCs w:val="22"/>
-        </w:rPr>
-        <w:t xml:space="preserve"> or </w:t>
-      </w:r>
-      <w:proofErr w:type="spellStart"/>
-      <w:r>
-        <w:rPr>
-          <w:sz w:val="22"/>
-          <w:szCs w:val="22"/>
-        </w:rPr>
-        <w:t>SGLang</w:t>
-      </w:r>
-      <w:proofErr w:type="spellEnd"/>
-      <w:r>
-        <w:rPr>
-          <w:sz w:val="22"/>
-          <w:szCs w:val="22"/>
-        </w:rPr>
-        <w:t>.</w:t>
+        <w:t>Production experience with the selected application and serving stack, including FastAPI, React/Next.js, PydanticAI or LangGraph, and vLLM or SGLang.</w:t>
       </w:r>
     </w:p>
     <w:p>
@@ -1121,6 +1136,7 @@
           <w:sz w:val="22"/>
           <w:szCs w:val="22"/>
         </w:rPr>
+        <w:lastRenderedPageBreak/>
         <w:t>Completed cloud-to-on-premises migrations, deployments in restricted enterprise environments, or integration with enterprise identity and audit systems.</w:t>
       </w:r>
     </w:p>
@@ -1163,11 +1179,15 @@
       </w:r>
       <w:r>
         <w:rPr>
-          <w:sz w:val="22"/>
-          <w:szCs w:val="22"/>
-        </w:rPr>
-        <w:pict w14:anchorId="16407DCC">
-          <v:rect id="_x0000_i1028" style="width:0;height:0" o:hrstd="t" o:hr="t" fillcolor="#a0a0a0" stroked="f"/>
+          <w:noProof/>
+        </w:rPr>
+      </w:r>
+      <w:r>
+        <w:pict w14:anchorId="116F6CED">
+          <v:rect id="Horizontal Line 4" o:spid="_x0000_s1026" style="width:415.3pt;height:.05pt;visibility:visible;mso-wrap-style:square;mso-left-percent:-10001;mso-top-percent:-10001;mso-position-horizontal:absolute;mso-position-horizontal-relative:char;mso-position-vertical:absolute;mso-position-vertical-relative:line;mso-left-percent:-10001;mso-top-percent:-10001;v-text-anchor:top" o:gfxdata="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" filled="f">
+            <o:lock v:ext="edit" rotation="t" aspectratio="t" verticies="t" text="t" shapetype="t"/>
+            <w10:anchorlock/>
+          </v:rect>
         </w:pict>
       </w:r>
     </w:p>
@@ -1203,135 +1223,7 @@
           <w:sz w:val="22"/>
           <w:szCs w:val="22"/>
         </w:rPr>
-        <w:t xml:space="preserve">Our stack includes Python, </w:t>
-      </w:r>
-      <w:proofErr w:type="spellStart"/>
-      <w:r>
-        <w:rPr>
-          <w:sz w:val="22"/>
-          <w:szCs w:val="22"/>
-        </w:rPr>
-        <w:t>FastAPI</w:t>
-      </w:r>
-      <w:proofErr w:type="spellEnd"/>
-      <w:r>
-        <w:rPr>
-          <w:sz w:val="22"/>
-          <w:szCs w:val="22"/>
-        </w:rPr>
-        <w:t xml:space="preserve">, React/Next.js, </w:t>
-      </w:r>
-      <w:proofErr w:type="spellStart"/>
-      <w:r>
-        <w:rPr>
-          <w:sz w:val="22"/>
-          <w:szCs w:val="22"/>
-        </w:rPr>
-        <w:t>PydanticAI</w:t>
-      </w:r>
-      <w:proofErr w:type="spellEnd"/>
-      <w:r>
-        <w:rPr>
-          <w:sz w:val="22"/>
-          <w:szCs w:val="22"/>
-        </w:rPr>
-        <w:t xml:space="preserve">, </w:t>
-      </w:r>
-      <w:proofErr w:type="spellStart"/>
-      <w:r>
-        <w:rPr>
-          <w:sz w:val="22"/>
-          <w:szCs w:val="22"/>
-        </w:rPr>
-        <w:t>LangChain</w:t>
-      </w:r>
-      <w:proofErr w:type="spellEnd"/>
-      <w:r>
-        <w:rPr>
-          <w:sz w:val="22"/>
-          <w:szCs w:val="22"/>
-        </w:rPr>
-        <w:t>/</w:t>
-      </w:r>
-      <w:proofErr w:type="spellStart"/>
-      <w:r>
-        <w:rPr>
-          <w:sz w:val="22"/>
-          <w:szCs w:val="22"/>
-        </w:rPr>
-        <w:t>LangGraph</w:t>
-      </w:r>
-      <w:proofErr w:type="spellEnd"/>
-      <w:r>
-        <w:rPr>
-          <w:sz w:val="22"/>
-          <w:szCs w:val="22"/>
-        </w:rPr>
-        <w:t xml:space="preserve">, and inference engines such as </w:t>
-      </w:r>
-      <w:proofErr w:type="spellStart"/>
-      <w:r>
-        <w:rPr>
-          <w:sz w:val="22"/>
-          <w:szCs w:val="22"/>
-        </w:rPr>
-        <w:t>vLLM</w:t>
-      </w:r>
-      <w:proofErr w:type="spellEnd"/>
-      <w:r>
-        <w:rPr>
-          <w:sz w:val="22"/>
-          <w:szCs w:val="22"/>
-        </w:rPr>
-        <w:t xml:space="preserve">, </w:t>
-      </w:r>
-      <w:proofErr w:type="spellStart"/>
-      <w:r>
-        <w:rPr>
-          <w:sz w:val="22"/>
-          <w:szCs w:val="22"/>
-        </w:rPr>
-        <w:t>SGLang</w:t>
-      </w:r>
-      <w:proofErr w:type="spellEnd"/>
-      <w:r>
-        <w:rPr>
-          <w:sz w:val="22"/>
-          <w:szCs w:val="22"/>
-        </w:rPr>
-        <w:t xml:space="preserve">, and llama.cpp. Development tools include </w:t>
-      </w:r>
-      <w:proofErr w:type="spellStart"/>
-      <w:r>
-        <w:rPr>
-          <w:sz w:val="22"/>
-          <w:szCs w:val="22"/>
-        </w:rPr>
-        <w:t>uv</w:t>
-      </w:r>
-      <w:proofErr w:type="spellEnd"/>
-      <w:r>
-        <w:rPr>
-          <w:sz w:val="22"/>
-          <w:szCs w:val="22"/>
-        </w:rPr>
-        <w:t xml:space="preserve">, Node.js, Bun or </w:t>
-      </w:r>
-      <w:proofErr w:type="spellStart"/>
-      <w:r>
-        <w:rPr>
-          <w:sz w:val="22"/>
-          <w:szCs w:val="22"/>
-        </w:rPr>
-        <w:t>pnpm</w:t>
-      </w:r>
-      <w:proofErr w:type="spellEnd"/>
-      <w:r>
-        <w:rPr>
-          <w:sz w:val="22"/>
-          <w:szCs w:val="22"/>
-        </w:rPr>
-        <w:t>, and AI coding agents. Equivalent experience is welcome; prior experience with every listed tool is not required.</w:t>
+        <w:t>Our stack includes Python, FastAPI, React/Next.js, PydanticAI, LangChain/LangGraph, and inference engines such as vLLM, SGLang, and llama.cpp. Development tools include uv, Node.js, Bun or pnpm, and AI coding agents. Equivalent experience is welcome; prior experience with every listed tool is not required.</w:t>
       </w:r>
     </w:p>
     <w:p>
@@ -1354,7 +1246,7 @@
 </file>
 
 <file path=word/endnotes.xml><?xml version="1.0" encoding="utf-8"?>
-<w:endnotes xmlns:wpc="http://schemas.microsoft.com/office/word/2010/wordprocessingCanvas" xmlns:cx="http://schemas.microsoft.com/office/drawing/2014/chartex" xmlns:cx1="http://schemas.microsoft.com/office/drawing/2015/9/8/chartex" xmlns:cx2="http://schemas.microsoft.com/office/drawing/2015/10/21/chartex" xmlns:cx3="http://schemas.microsoft.com/office/drawing/2016/5/9/chartex" xmlns:cx4="http://schemas.microsoft.com/office/drawing/2016/5/10/chartex" xmlns:cx5="http://schemas.microsoft.com/office/drawing/2016/5/11/chartex" xmlns:cx6="http://schemas.microsoft.com/office/drawing/2016/5/12/chartex" xmlns:cx7="http://schemas.microsoft.com/office/drawing/2016/5/13/chartex" xmlns:cx8="http://schemas.microsoft.com/office/drawing/2016/5/14/chartex" xmlns:mc="http://schemas.openxmlformats.org/markup-compatibility/2006" xmlns:aink="http://schemas.microsoft.com/office/drawing/2016/ink" xmlns:am3d="http://schemas.microsoft.com/office/drawing/2017/model3d" xmlns:o="urn:schemas-microsoft-com:office:office" xmlns:oel="http://schemas.microsoft.com/office/2019/extlst" xmlns:r="http://schemas.openxmlformats.org/officeDocument/2006/relationships" xmlns:m="http://schemas.openxmlformats.org/officeDocument/2006/math" xmlns:v="urn:schemas-microsoft-com:vml" xmlns:wp14="http://schemas.microsoft.com/office/word/2010/wordprocessingDrawing" xmlns:wp="http://schemas.openxmlformats.org/drawingml/2006/wordprocessingDrawing" xmlns:w10="urn:schemas-microsoft-com:office:word" xmlns:w="http://schemas.openxmlformats.org/wordprocessingml/2006/main" xmlns:w14="http://schemas.microsoft.com/office/word/2010/wordml" xmlns:w15="http://schemas.microsoft.com/office/word/2012/wordml" xmlns:w16cei="http://schemas.microsoft.com/office/word/2026/wordml/cei" xmlns:w16cex="http://schemas.microsoft.com/office/word/2018/wordml/cex" xmlns:w16cid="http://schemas.microsoft.com/office/word/2016/wordml/cid" xmlns:w16="http://schemas.microsoft.com/office/word/2018/wordml" xmlns:w16du="http://schemas.microsoft.com/office/word/2023/wordml/word16du" xmlns:w16sdtdh="http://schemas.microsoft.com/office/word/2020/wordml/sdtdatahash" xmlns:w16sdtfl="http://schemas.microsoft.com/office/word/2024/wordml/sdtformatlock" xmlns:w16se="http://schemas.microsoft.com/office/word/2015/wordml/symex" xmlns:wpg="http://schemas.microsoft.com/office/word/2010/wordprocessingGroup" xmlns:wpi="http://schemas.microsoft.com/office/word/2010/wordprocessingInk" xmlns:wne="http://schemas.microsoft.com/office/word/2006/wordml" xmlns:wps="http://schemas.microsoft.com/office/word/2010/wordprocessingShape" mc:Ignorable="w14 w15 w16se w16cid w16 w16cex w16sdtdh w16sdtfl w16du wp14">
+<w:endnotes xmlns:wpc="http://schemas.microsoft.com/office/word/2010/wordprocessingCanvas" xmlns:cx="http://schemas.microsoft.com/office/drawing/2014/chartex" xmlns:cx1="http://schemas.microsoft.com/office/drawing/2015/9/8/chartex" xmlns:cx2="http://schemas.microsoft.com/office/drawing/2015/10/21/chartex" xmlns:cx3="http://schemas.microsoft.com/office/drawing/2016/5/9/chartex" xmlns:cx4="http://schemas.microsoft.com/office/drawing/2016/5/10/chartex" xmlns:cx5="http://schemas.microsoft.com/office/drawing/2016/5/11/chartex" xmlns:cx6="http://schemas.microsoft.com/office/drawing/2016/5/12/chartex" xmlns:cx7="http://schemas.microsoft.com/office/drawing/2016/5/13/chartex" xmlns:cx8="http://schemas.microsoft.com/office/drawing/2016/5/14/chartex" xmlns:mc="http://schemas.openxmlformats.org/markup-compatibility/2006" xmlns:m="http://schemas.openxmlformats.org/officeDocument/2006/math" xmlns:aink="http://schemas.microsoft.com/office/drawing/2016/ink" xmlns:am3d="http://schemas.microsoft.com/office/drawing/2017/model3d" xmlns:oel="http://schemas.microsoft.com/office/2019/extlst" xmlns:r="http://schemas.openxmlformats.org/officeDocument/2006/relationships" xmlns:wp14="http://schemas.microsoft.com/office/word/2010/wordprocessingDrawing" xmlns:wp="http://schemas.openxmlformats.org/drawingml/2006/wordprocessingDrawing" xmlns:wpg="http://schemas.microsoft.com/office/word/2010/wordprocessingGroup" xmlns:wpi="http://schemas.microsoft.com/office/word/2010/wordprocessingInk" xmlns:wps="http://schemas.microsoft.com/office/word/2010/wordprocessingShape" xmlns:o="urn:schemas-microsoft-com:office:office" xmlns:v="urn:schemas-microsoft-com:vml" xmlns:w10="urn:schemas-microsoft-com:office:word" xmlns:w="http://schemas.openxmlformats.org/wordprocessingml/2006/main" xmlns:w14="http://schemas.microsoft.com/office/word/2010/wordml" xmlns:w15="http://schemas.microsoft.com/office/word/2012/wordml" xmlns:w16cex="http://schemas.microsoft.com/office/word/2018/wordml/cex" xmlns:w16cid="http://schemas.microsoft.com/office/word/2016/wordml/cid" xmlns:w16="http://schemas.microsoft.com/office/word/2018/wordml" xmlns:w16sdtdh="http://schemas.microsoft.com/office/word/2020/wordml/sdtdatahash" xmlns:w16sdtfl="http://schemas.microsoft.com/office/word/2024/wordml/sdtformatlock" xmlns:w16se="http://schemas.microsoft.com/office/word/2015/wordml/symex" xmlns:w16du="http://schemas.microsoft.com/office/word/2023/wordml/word16du" xmlns:wne="http://schemas.microsoft.com/office/word/2006/wordml" mc:Ignorable="w14 w15 w16se w16cid w16 w16cex w16sdtdh w16sdtfl w16du wp14">
   <w:endnote w:type="separator" w:id="-1">
     <w:p>
       <w:pPr>
@@ -1379,7 +1271,7 @@
 </file>
 
 <file path=word/footnotes.xml><?xml version="1.0" encoding="utf-8"?>
-<w:footnotes xmlns:wpc="http://schemas.microsoft.com/office/word/2010/wordprocessingCanvas" xmlns:cx="http://schemas.microsoft.com/office/drawing/2014/chartex" xmlns:cx1="http://schemas.microsoft.com/office/drawing/2015/9/8/chartex" xmlns:cx2="http://schemas.microsoft.com/office/drawing/2015/10/21/chartex" xmlns:cx3="http://schemas.microsoft.com/office/drawing/2016/5/9/chartex" xmlns:cx4="http://schemas.microsoft.com/office/drawing/2016/5/10/chartex" xmlns:cx5="http://schemas.microsoft.com/office/drawing/2016/5/11/chartex" xmlns:cx6="http://schemas.microsoft.com/office/drawing/2016/5/12/chartex" xmlns:cx7="http://schemas.microsoft.com/office/drawing/2016/5/13/chartex" xmlns:cx8="http://schemas.microsoft.com/office/drawing/2016/5/14/chartex" xmlns:mc="http://schemas.openxmlformats.org/markup-compatibility/2006" xmlns:aink="http://schemas.microsoft.com/office/drawing/2016/ink" xmlns:am3d="http://schemas.microsoft.com/office/drawing/2017/model3d" xmlns:o="urn:schemas-microsoft-com:office:office" xmlns:oel="http://schemas.microsoft.com/office/2019/extlst" xmlns:r="http://schemas.openxmlformats.org/officeDocument/2006/relationships" xmlns:m="http://schemas.openxmlformats.org/officeDocument/2006/math" xmlns:v="urn:schemas-microsoft-com:vml" xmlns:wp14="http://schemas.microsoft.com/office/word/2010/wordprocessingDrawing" xmlns:wp="http://schemas.openxmlformats.org/drawingml/2006/wordprocessingDrawing" xmlns:w10="urn:schemas-microsoft-com:office:word" xmlns:w="http://schemas.openxmlformats.org/wordprocessingml/2006/main" xmlns:w14="http://schemas.microsoft.com/office/word/2010/wordml" xmlns:w15="http://schemas.microsoft.com/office/word/2012/wordml" xmlns:w16cei="http://schemas.microsoft.com/office/word/2026/wordml/cei" xmlns:w16cex="http://schemas.microsoft.com/office/word/2018/wordml/cex" xmlns:w16cid="http://schemas.microsoft.com/office/word/2016/wordml/cid" xmlns:w16="http://schemas.microsoft.com/office/word/2018/wordml" xmlns:w16du="http://schemas.microsoft.com/office/word/2023/wordml/word16du" xmlns:w16sdtdh="http://schemas.microsoft.com/office/word/2020/wordml/sdtdatahash" xmlns:w16sdtfl="http://schemas.microsoft.com/office/word/2024/wordml/sdtformatlock" xmlns:w16se="http://schemas.microsoft.com/office/word/2015/wordml/symex" xmlns:wpg="http://schemas.microsoft.com/office/word/2010/wordprocessingGroup" xmlns:wpi="http://schemas.microsoft.com/office/word/2010/wordprocessingInk" xmlns:wne="http://schemas.microsoft.com/office/word/2006/wordml" xmlns:wps="http://schemas.microsoft.com/office/word/2010/wordprocessingShape" mc:Ignorable="w14 w15 w16se w16cid w16 w16cex w16sdtdh w16sdtfl w16du wp14">
+<w:footnotes xmlns:wpc="http://schemas.microsoft.com/office/word/2010/wordprocessingCanvas" xmlns:cx="http://schemas.microsoft.com/office/drawing/2014/chartex" xmlns:cx1="http://schemas.microsoft.com/office/drawing/2015/9/8/chartex" xmlns:cx2="http://schemas.microsoft.com/office/drawing/2015/10/21/chartex" xmlns:cx3="http://schemas.microsoft.com/office/drawing/2016/5/9/chartex" xmlns:cx4="http://schemas.microsoft.com/office/drawing/2016/5/10/chartex" xmlns:cx5="http://schemas.microsoft.com/office/drawing/2016/5/11/chartex" xmlns:cx6="http://schemas.microsoft.com/office/drawing/2016/5/12/chartex" xmlns:cx7="http://schemas.microsoft.com/office/drawing/2016/5/13/chartex" xmlns:cx8="http://schemas.microsoft.com/office/drawing/2016/5/14/chartex" xmlns:mc="http://schemas.openxmlformats.org/markup-compatibility/2006" xmlns:m="http://schemas.openxmlformats.org/officeDocument/2006/math" xmlns:aink="http://schemas.microsoft.com/office/drawing/2016/ink" xmlns:am3d="http://schemas.microsoft.com/office/drawing/2017/model3d" xmlns:oel="http://schemas.microsoft.com/office/2019/extlst" xmlns:r="http://schemas.openxmlformats.org/officeDocument/2006/relationships" xmlns:wp14="http://schemas.microsoft.com/office/word/2010/wordprocessingDrawing" xmlns:wp="http://schemas.openxmlformats.org/drawingml/2006/wordprocessingDrawing" xmlns:wpg="http://schemas.microsoft.com/office/word/2010/wordprocessingGroup" xmlns:wpi="http://schemas.microsoft.com/office/word/2010/wordprocessingInk" xmlns:wps="http://schemas.microsoft.com/office/word/2010/wordprocessingShape" xmlns:o="urn:schemas-microsoft-com:office:office" xmlns:v="urn:schemas-microsoft-com:vml" xmlns:w10="urn:schemas-microsoft-com:office:word" xmlns:w="http://schemas.openxmlformats.org/wordprocessingml/2006/main" xmlns:w14="http://schemas.microsoft.com/office/word/2010/wordml" xmlns:w15="http://schemas.microsoft.com/office/word/2012/wordml" xmlns:w16cex="http://schemas.microsoft.com/office/word/2018/wordml/cex" xmlns:w16cid="http://schemas.microsoft.com/office/word/2016/wordml/cid" xmlns:w16="http://schemas.microsoft.com/office/word/2018/wordml" xmlns:w16sdtdh="http://schemas.microsoft.com/office/word/2020/wordml/sdtdatahash" xmlns:w16sdtfl="http://schemas.microsoft.com/office/word/2024/wordml/sdtformatlock" xmlns:w16se="http://schemas.microsoft.com/office/word/2015/wordml/symex" xmlns:w16du="http://schemas.microsoft.com/office/word/2023/wordml/word16du" xmlns:wne="http://schemas.microsoft.com/office/word/2006/wordml" mc:Ignorable="w14 w15 w16se w16cid w16 w16cex w16sdtdh w16sdtfl w16du wp14">
   <w:footnote w:type="separator" w:id="-1">
     <w:p>
       <w:pPr>
@@ -1404,25 +1296,17 @@
 </file>
 
 <file path=word/header1.xml><?xml version="1.0" encoding="utf-8"?>
-<w:hdr xmlns:wpc="http://schemas.microsoft.com/office/word/2010/wordprocessingCanvas" xmlns:cx="http://schemas.microsoft.com/office/drawing/2014/chartex" xmlns:cx1="http://schemas.microsoft.com/office/drawing/2015/9/8/chartex" xmlns:cx2="http://schemas.microsoft.com/office/drawing/2015/10/21/chartex" xmlns:cx3="http://schemas.microsoft.com/office/drawing/2016/5/9/chartex" xmlns:cx4="http://schemas.microsoft.com/office/drawing/2016/5/10/chartex" xmlns:cx5="http://schemas.microsoft.com/office/drawing/2016/5/11/chartex" xmlns:cx6="http://schemas.microsoft.com/office/drawing/2016/5/12/chartex" xmlns:cx7="http://schemas.microsoft.com/office/drawing/2016/5/13/chartex" xmlns:cx8="http://schemas.microsoft.com/office/drawing/2016/5/14/chartex" xmlns:mc="http://schemas.openxmlformats.org/markup-compatibility/2006" xmlns:aink="http://schemas.microsoft.com/office/drawing/2016/ink" xmlns:am3d="http://schemas.microsoft.com/office/drawing/2017/model3d" xmlns:o="urn:schemas-microsoft-com:office:office" xmlns:oel="http://schemas.microsoft.com/office/2019/extlst" xmlns:r="http://schemas.openxmlformats.org/officeDocument/2006/relationships" xmlns:m="http://schemas.openxmlformats.org/officeDocument/2006/math" xmlns:v="urn:schemas-microsoft-com:vml" xmlns:wp14="http://schemas.microsoft.com/office/word/2010/wordprocessingDrawing" xmlns:wp="http://schemas.openxmlformats.org/drawingml/2006/wordprocessingDrawing" xmlns:w10="urn:schemas-microsoft-com:office:word" xmlns:w="http://schemas.openxmlformats.org/wordprocessingml/2006/main" xmlns:w14="http://schemas.microsoft.com/office/word/2010/wordml" xmlns:w15="http://schemas.microsoft.com/office/word/2012/wordml" xmlns:w16cei="http://schemas.microsoft.com/office/word/2026/wordml/cei" xmlns:w16cex="http://schemas.microsoft.com/office/word/2018/wordml/cex" xmlns:w16cid="http://schemas.microsoft.com/office/word/2016/wordml/cid" xmlns:w16="http://schemas.microsoft.com/office/word/2018/wordml" xmlns:w16du="http://schemas.microsoft.com/office/word/2023/wordml/word16du" xmlns:w16sdtdh="http://schemas.microsoft.com/office/word/2020/wordml/sdtdatahash" xmlns:w16sdtfl="http://schemas.microsoft.com/office/word/2024/wordml/sdtformatlock" xmlns:w16se="http://schemas.microsoft.com/office/word/2015/wordml/symex" xmlns:wpg="http://schemas.microsoft.com/office/word/2010/wordprocessingGroup" xmlns:wpi="http://schemas.microsoft.com/office/word/2010/wordprocessingInk" xmlns:wne="http://schemas.microsoft.com/office/word/2006/wordml" xmlns:wps="http://schemas.microsoft.com/office/word/2010/wordprocessingShape" mc:Ignorable="w14 w15 w16se w16cid w16 w16cex w16sdtdh w16sdtfl w16du wp14">
+<w:hdr xmlns:wpc="http://schemas.microsoft.com/office/word/2010/wordprocessingCanvas" xmlns:cx="http://schemas.microsoft.com/office/drawing/2014/chartex" xmlns:cx1="http://schemas.microsoft.com/office/drawing/2015/9/8/chartex" xmlns:cx2="http://schemas.microsoft.com/office/drawing/2015/10/21/chartex" xmlns:cx3="http://schemas.microsoft.com/office/drawing/2016/5/9/chartex" xmlns:cx4="http://schemas.microsoft.com/office/drawing/2016/5/10/chartex" xmlns:cx5="http://schemas.microsoft.com/office/drawing/2016/5/11/chartex" xmlns:cx6="http://schemas.microsoft.com/office/drawing/2016/5/12/chartex" xmlns:cx7="http://schemas.microsoft.com/office/drawing/2016/5/13/chartex" xmlns:cx8="http://schemas.microsoft.com/office/drawing/2016/5/14/chartex" xmlns:mc="http://schemas.openxmlformats.org/markup-compatibility/2006" xmlns:m="http://schemas.openxmlformats.org/officeDocument/2006/math" xmlns:aink="http://schemas.microsoft.com/office/drawing/2016/ink" xmlns:am3d="http://schemas.microsoft.com/office/drawing/2017/model3d" xmlns:oel="http://schemas.microsoft.com/office/2019/extlst" xmlns:r="http://schemas.openxmlformats.org/officeDocument/2006/relationships" xmlns:wp14="http://schemas.microsoft.com/office/word/2010/wordprocessingDrawing" xmlns:wp="http://schemas.openxmlformats.org/drawingml/2006/wordprocessingDrawing" xmlns:wpg="http://schemas.microsoft.com/office/word/2010/wordprocessingGroup" xmlns:wpi="http://schemas.microsoft.com/office/word/2010/wordprocessingInk" xmlns:wps="http://schemas.microsoft.com/office/word/2010/wordprocessingShape" xmlns:o="urn:schemas-microsoft-com:office:office" xmlns:v="urn:schemas-microsoft-com:vml" xmlns:w10="urn:schemas-microsoft-com:office:word" xmlns:w="http://schemas.openxmlformats.org/wordprocessingml/2006/main" xmlns:w14="http://schemas.microsoft.com/office/word/2010/wordml" xmlns:w15="http://schemas.microsoft.com/office/word/2012/wordml" xmlns:w16cex="http://schemas.microsoft.com/office/word/2018/wordml/cex" xmlns:w16cid="http://schemas.microsoft.com/office/word/2016/wordml/cid" xmlns:w16="http://schemas.microsoft.com/office/word/2018/wordml" xmlns:w16sdtdh="http://schemas.microsoft.com/office/word/2020/wordml/sdtdatahash" xmlns:w16sdtfl="http://schemas.microsoft.com/office/word/2024/wordml/sdtformatlock" xmlns:w16se="http://schemas.microsoft.com/office/word/2015/wordml/symex" xmlns:w16du="http://schemas.microsoft.com/office/word/2023/wordml/word16du" xmlns:wne="http://schemas.microsoft.com/office/word/2006/wordml" mc:Ignorable="w14 w15 w16se w16cid w16 w16cex w16sdtdh w16sdtfl w16du wp14">
   <w:p>
     <w:r>
-      <w:t xml:space="preserve">AI Engineer — </w:t>
-    </w:r>
-    <w:proofErr w:type="gramStart"/>
-    <w:r>
-      <w:t>On-Premise</w:t>
-    </w:r>
-    <w:proofErr w:type="gramEnd"/>
-    <w:r>
-      <w:t xml:space="preserve"> GenAI Solutions</w:t>
+      <w:t>AI Engineer — On-Premise GenAI Solutions</w:t>
     </w:r>
   </w:p>
 </w:hdr>
 </file>
 
 <file path=word/numbering.xml><?xml version="1.0" encoding="utf-8"?>
-<w:numbering xmlns:wpc="http://schemas.microsoft.com/office/word/2010/wordprocessingCanvas" xmlns:cx="http://schemas.microsoft.com/office/drawing/2014/chartex" xmlns:cx1="http://schemas.microsoft.com/office/drawing/2015/9/8/chartex" xmlns:cx2="http://schemas.microsoft.com/office/drawing/2015/10/21/chartex" xmlns:cx3="http://schemas.microsoft.com/office/drawing/2016/5/9/chartex" xmlns:cx4="http://schemas.microsoft.com/office/drawing/2016/5/10/chartex" xmlns:cx5="http://schemas.microsoft.com/office/drawing/2016/5/11/chartex" xmlns:cx6="http://schemas.microsoft.com/office/drawing/2016/5/12/chartex" xmlns:cx7="http://schemas.microsoft.com/office/drawing/2016/5/13/chartex" xmlns:cx8="http://schemas.microsoft.com/office/drawing/2016/5/14/chartex" xmlns:mc="http://schemas.openxmlformats.org/markup-compatibility/2006" xmlns:aink="http://schemas.microsoft.com/office/drawing/2016/ink" xmlns:am3d="http://schemas.microsoft.com/office/drawing/2017/model3d" xmlns:o="urn:schemas-microsoft-com:office:office" xmlns:oel="http://schemas.microsoft.com/office/2019/extlst" xmlns:r="http://schemas.openxmlformats.org/officeDocument/2006/relationships" xmlns:m="http://schemas.openxmlformats.org/officeDocument/2006/math" xmlns:v="urn:schemas-microsoft-com:vml" xmlns:wp14="http://schemas.microsoft.com/office/word/2010/wordprocessingDrawing" xmlns:wp="http://schemas.openxmlformats.org/drawingml/2006/wordprocessingDrawing" xmlns:w10="urn:schemas-microsoft-com:office:word" xmlns:w="http://schemas.openxmlformats.org/wordprocessingml/2006/main" xmlns:w14="http://schemas.microsoft.com/office/word/2010/wordml" xmlns:w15="http://schemas.microsoft.com/office/word/2012/wordml" xmlns:w16cei="http://schemas.microsoft.com/office/word/2026/wordml/cei" xmlns:w16cex="http://schemas.microsoft.com/office/word/2018/wordml/cex" xmlns:w16cid="http://schemas.microsoft.com/office/word/2016/wordml/cid" xmlns:w16="http://schemas.microsoft.com/office/word/2018/wordml" xmlns:w16du="http://schemas.microsoft.com/office/word/2023/wordml/word16du" xmlns:w16sdtdh="http://schemas.microsoft.com/office/word/2020/wordml/sdtdatahash" xmlns:w16sdtfl="http://schemas.microsoft.com/office/word/2024/wordml/sdtformatlock" xmlns:w16se="http://schemas.microsoft.com/office/word/2015/wordml/symex" xmlns:wpg="http://schemas.microsoft.com/office/word/2010/wordprocessingGroup" xmlns:wpi="http://schemas.microsoft.com/office/word/2010/wordprocessingInk" xmlns:wne="http://schemas.microsoft.com/office/word/2006/wordml" xmlns:wps="http://schemas.microsoft.com/office/word/2010/wordprocessingShape" mc:Ignorable="w14 w15 w16se w16cid w16 w16cex w16sdtdh w16sdtfl w16du wp14">
+<w:numbering xmlns:wpc="http://schemas.microsoft.com/office/word/2010/wordprocessingCanvas" xmlns:cx="http://schemas.microsoft.com/office/drawing/2014/chartex" xmlns:cx1="http://schemas.microsoft.com/office/drawing/2015/9/8/chartex" xmlns:cx2="http://schemas.microsoft.com/office/drawing/2015/10/21/chartex" xmlns:cx3="http://schemas.microsoft.com/office/drawing/2016/5/9/chartex" xmlns:cx4="http://schemas.microsoft.com/office/drawing/2016/5/10/chartex" xmlns:cx5="http://schemas.microsoft.com/office/drawing/2016/5/11/chartex" xmlns:cx6="http://schemas.microsoft.com/office/drawing/2016/5/12/chartex" xmlns:cx7="http://schemas.microsoft.com/office/drawing/2016/5/13/chartex" xmlns:cx8="http://schemas.microsoft.com/office/drawing/2016/5/14/chartex" xmlns:mc="http://schemas.openxmlformats.org/markup-compatibility/2006" xmlns:m="http://schemas.openxmlformats.org/officeDocument/2006/math" xmlns:aink="http://schemas.microsoft.com/office/drawing/2016/ink" xmlns:am3d="http://schemas.microsoft.com/office/drawing/2017/model3d" xmlns:oel="http://schemas.microsoft.com/office/2019/extlst" xmlns:r="http://schemas.openxmlformats.org/officeDocument/2006/relationships" xmlns:wp14="http://schemas.microsoft.com/office/word/2010/wordprocessingDrawing" xmlns:wp="http://schemas.openxmlformats.org/drawingml/2006/wordprocessingDrawing" xmlns:wpg="http://schemas.microsoft.com/office/word/2010/wordprocessingGroup" xmlns:wpi="http://schemas.microsoft.com/office/word/2010/wordprocessingInk" xmlns:wps="http://schemas.microsoft.com/office/word/2010/wordprocessingShape" xmlns:o="urn:schemas-microsoft-com:office:office" xmlns:v="urn:schemas-microsoft-com:vml" xmlns:w10="urn:schemas-microsoft-com:office:word" xmlns:w="http://schemas.openxmlformats.org/wordprocessingml/2006/main" xmlns:w14="http://schemas.microsoft.com/office/word/2010/wordml" xmlns:w15="http://schemas.microsoft.com/office/word/2012/wordml" xmlns:w16cex="http://schemas.microsoft.com/office/word/2018/wordml/cex" xmlns:w16cid="http://schemas.microsoft.com/office/word/2016/wordml/cid" xmlns:w16="http://schemas.microsoft.com/office/word/2018/wordml" xmlns:w16sdtdh="http://schemas.microsoft.com/office/word/2020/wordml/sdtdatahash" xmlns:w16sdtfl="http://schemas.microsoft.com/office/word/2024/wordml/sdtformatlock" xmlns:w16se="http://schemas.microsoft.com/office/word/2015/wordml/symex" xmlns:w16du="http://schemas.microsoft.com/office/word/2023/wordml/word16du" xmlns:wne="http://schemas.microsoft.com/office/word/2006/wordml" mc:Ignorable="w14 w15 w16se w16cid w16 w16cex w16sdtdh w16sdtfl w16du wp14">
   <w:abstractNum w:abstractNumId="0" w15:restartNumberingAfterBreak="0">
     <w:nsid w:val="D6E303CF"/>
     <w:multiLevelType w:val="hybridMultilevel"/>
@@ -1973,6 +1857,304 @@
     </w:lvl>
   </w:abstractNum>
   <w:abstractNum w:abstractNumId="5" w15:restartNumberingAfterBreak="0">
+    <w:nsid w:val="24CF4FA8"/>
+    <w:multiLevelType w:val="multilevel"/>
+    <w:tmpl w:val="718C9E2A"/>
+    <w:lvl w:ilvl="0">
+      <w:start w:val="1"/>
+      <w:numFmt w:val="bullet"/>
+      <w:lvlText w:val=""/>
+      <w:lvlJc w:val="left"/>
+      <w:pPr>
+        <w:tabs>
+          <w:tab w:val="num" w:pos="720"/>
+        </w:tabs>
+        <w:ind w:left="720" w:hanging="360"/>
+      </w:pPr>
+      <w:rPr>
+        <w:rFonts w:ascii="Symbol" w:hAnsi="Symbol" w:hint="default"/>
+        <w:sz w:val="20"/>
+      </w:rPr>
+    </w:lvl>
+    <w:lvl w:ilvl="1" w:tentative="1">
+      <w:start w:val="1"/>
+      <w:numFmt w:val="bullet"/>
+      <w:lvlText w:val=""/>
+      <w:lvlJc w:val="left"/>
+      <w:pPr>
+        <w:tabs>
+          <w:tab w:val="num" w:pos="1440"/>
+        </w:tabs>
+        <w:ind w:left="1440" w:hanging="360"/>
+      </w:pPr>
+      <w:rPr>
+        <w:rFonts w:ascii="Symbol" w:hAnsi="Symbol" w:hint="default"/>
+        <w:sz w:val="20"/>
+      </w:rPr>
+    </w:lvl>
+    <w:lvl w:ilvl="2" w:tentative="1">
+      <w:start w:val="1"/>
+      <w:numFmt w:val="bullet"/>
+      <w:lvlText w:val=""/>
+      <w:lvlJc w:val="left"/>
+      <w:pPr>
+        <w:tabs>
+          <w:tab w:val="num" w:pos="2160"/>
+        </w:tabs>
+        <w:ind w:left="2160" w:hanging="360"/>
+      </w:pPr>
+      <w:rPr>
+        <w:rFonts w:ascii="Symbol" w:hAnsi="Symbol" w:hint="default"/>
+        <w:sz w:val="20"/>
+      </w:rPr>
+    </w:lvl>
+    <w:lvl w:ilvl="3" w:tentative="1">
+      <w:start w:val="1"/>
+      <w:numFmt w:val="bullet"/>
+      <w:lvlText w:val=""/>
+      <w:lvlJc w:val="left"/>
+      <w:pPr>
+        <w:tabs>
+          <w:tab w:val="num" w:pos="2880"/>
+        </w:tabs>
+        <w:ind w:left="2880" w:hanging="360"/>
+      </w:pPr>
+      <w:rPr>
+        <w:rFonts w:ascii="Symbol" w:hAnsi="Symbol" w:hint="default"/>
+        <w:sz w:val="20"/>
+      </w:rPr>
+    </w:lvl>
+    <w:lvl w:ilvl="4" w:tentative="1">
+      <w:start w:val="1"/>
+      <w:numFmt w:val="bullet"/>
+      <w:lvlText w:val=""/>
+      <w:lvlJc w:val="left"/>
+      <w:pPr>
+        <w:tabs>
+          <w:tab w:val="num" w:pos="3600"/>
+        </w:tabs>
+        <w:ind w:left="3600" w:hanging="360"/>
+      </w:pPr>
+      <w:rPr>
+        <w:rFonts w:ascii="Symbol" w:hAnsi="Symbol" w:hint="default"/>
+        <w:sz w:val="20"/>
+      </w:rPr>
+    </w:lvl>
+    <w:lvl w:ilvl="5" w:tentative="1">
+      <w:start w:val="1"/>
+      <w:numFmt w:val="bullet"/>
+      <w:lvlText w:val=""/>
+      <w:lvlJc w:val="left"/>
+      <w:pPr>
+        <w:tabs>
+          <w:tab w:val="num" w:pos="4320"/>
+        </w:tabs>
+        <w:ind w:left="4320" w:hanging="360"/>
+      </w:pPr>
+      <w:rPr>
+        <w:rFonts w:ascii="Symbol" w:hAnsi="Symbol" w:hint="default"/>
+        <w:sz w:val="20"/>
+      </w:rPr>
+    </w:lvl>
+    <w:lvl w:ilvl="6" w:tentative="1">
+      <w:start w:val="1"/>
+      <w:numFmt w:val="bullet"/>
+      <w:lvlText w:val=""/>
+      <w:lvlJc w:val="left"/>
+      <w:pPr>
+        <w:tabs>
+          <w:tab w:val="num" w:pos="5040"/>
+        </w:tabs>
+        <w:ind w:left="5040" w:hanging="360"/>
+      </w:pPr>
+      <w:rPr>
+        <w:rFonts w:ascii="Symbol" w:hAnsi="Symbol" w:hint="default"/>
+        <w:sz w:val="20"/>
+      </w:rPr>
+    </w:lvl>
+    <w:lvl w:ilvl="7" w:tentative="1">
+      <w:start w:val="1"/>
+      <w:numFmt w:val="bullet"/>
+      <w:lvlText w:val=""/>
+      <w:lvlJc w:val="left"/>
+      <w:pPr>
+        <w:tabs>
+          <w:tab w:val="num" w:pos="5760"/>
+        </w:tabs>
+        <w:ind w:left="5760" w:hanging="360"/>
+      </w:pPr>
+      <w:rPr>
+        <w:rFonts w:ascii="Symbol" w:hAnsi="Symbol" w:hint="default"/>
+        <w:sz w:val="20"/>
+      </w:rPr>
+    </w:lvl>
+    <w:lvl w:ilvl="8" w:tentative="1">
+      <w:start w:val="1"/>
+      <w:numFmt w:val="bullet"/>
+      <w:lvlText w:val=""/>
+      <w:lvlJc w:val="left"/>
+      <w:pPr>
+        <w:tabs>
+          <w:tab w:val="num" w:pos="6480"/>
+        </w:tabs>
+        <w:ind w:left="6480" w:hanging="360"/>
+      </w:pPr>
+      <w:rPr>
+        <w:rFonts w:ascii="Symbol" w:hAnsi="Symbol" w:hint="default"/>
+        <w:sz w:val="20"/>
+      </w:rPr>
+    </w:lvl>
+  </w:abstractNum>
+  <w:abstractNum w:abstractNumId="6" w15:restartNumberingAfterBreak="0">
+    <w:nsid w:val="2AC62621"/>
+    <w:multiLevelType w:val="multilevel"/>
+    <w:tmpl w:val="D4161100"/>
+    <w:lvl w:ilvl="0">
+      <w:start w:val="1"/>
+      <w:numFmt w:val="bullet"/>
+      <w:lvlText w:val=""/>
+      <w:lvlJc w:val="left"/>
+      <w:pPr>
+        <w:tabs>
+          <w:tab w:val="num" w:pos="720"/>
+        </w:tabs>
+        <w:ind w:left="720" w:hanging="360"/>
+      </w:pPr>
+      <w:rPr>
+        <w:rFonts w:ascii="Symbol" w:hAnsi="Symbol" w:hint="default"/>
+        <w:sz w:val="20"/>
+      </w:rPr>
+    </w:lvl>
+    <w:lvl w:ilvl="1" w:tentative="1">
+      <w:start w:val="1"/>
+      <w:numFmt w:val="bullet"/>
+      <w:lvlText w:val=""/>
+      <w:lvlJc w:val="left"/>
+      <w:pPr>
+        <w:tabs>
+          <w:tab w:val="num" w:pos="1440"/>
+        </w:tabs>
+        <w:ind w:left="1440" w:hanging="360"/>
+      </w:pPr>
+      <w:rPr>
+        <w:rFonts w:ascii="Symbol" w:hAnsi="Symbol" w:hint="default"/>
+        <w:sz w:val="20"/>
+      </w:rPr>
+    </w:lvl>
+    <w:lvl w:ilvl="2" w:tentative="1">
+      <w:start w:val="1"/>
+      <w:numFmt w:val="bullet"/>
+      <w:lvlText w:val=""/>
+      <w:lvlJc w:val="left"/>
+      <w:pPr>
+        <w:tabs>
+          <w:tab w:val="num" w:pos="2160"/>
+        </w:tabs>
+        <w:ind w:left="2160" w:hanging="360"/>
+      </w:pPr>
+      <w:rPr>
+        <w:rFonts w:ascii="Symbol" w:hAnsi="Symbol" w:hint="default"/>
+        <w:sz w:val="20"/>
+      </w:rPr>
+    </w:lvl>
+    <w:lvl w:ilvl="3" w:tentative="1">
+      <w:start w:val="1"/>
+      <w:numFmt w:val="bullet"/>
+      <w:lvlText w:val=""/>
+      <w:lvlJc w:val="left"/>
+      <w:pPr>
+        <w:tabs>
+          <w:tab w:val="num" w:pos="2880"/>
+        </w:tabs>
+        <w:ind w:left="2880" w:hanging="360"/>
+      </w:pPr>
+      <w:rPr>
+        <w:rFonts w:ascii="Symbol" w:hAnsi="Symbol" w:hint="default"/>
+        <w:sz w:val="20"/>
+      </w:rPr>
+    </w:lvl>
+    <w:lvl w:ilvl="4" w:tentative="1">
+      <w:start w:val="1"/>
+      <w:numFmt w:val="bullet"/>
+      <w:lvlText w:val=""/>
+      <w:lvlJc w:val="left"/>
+      <w:pPr>
+        <w:tabs>
+          <w:tab w:val="num" w:pos="3600"/>
+        </w:tabs>
+        <w:ind w:left="3600" w:hanging="360"/>
+      </w:pPr>
+      <w:rPr>
+        <w:rFonts w:ascii="Symbol" w:hAnsi="Symbol" w:hint="default"/>
+        <w:sz w:val="20"/>
+      </w:rPr>
+    </w:lvl>
+    <w:lvl w:ilvl="5" w:tentative="1">
+      <w:start w:val="1"/>
+      <w:numFmt w:val="bullet"/>
+      <w:lvlText w:val=""/>
+      <w:lvlJc w:val="left"/>
+      <w:pPr>
+        <w:tabs>
+          <w:tab w:val="num" w:pos="4320"/>
+        </w:tabs>
+        <w:ind w:left="4320" w:hanging="360"/>
+      </w:pPr>
+      <w:rPr>
+        <w:rFonts w:ascii="Symbol" w:hAnsi="Symbol" w:hint="default"/>
+        <w:sz w:val="20"/>
+      </w:rPr>
+    </w:lvl>
+    <w:lvl w:ilvl="6" w:tentative="1">
+      <w:start w:val="1"/>
+      <w:numFmt w:val="bullet"/>
+      <w:lvlText w:val=""/>
+      <w:lvlJc w:val="left"/>
+      <w:pPr>
+        <w:tabs>
+          <w:tab w:val="num" w:pos="5040"/>
+        </w:tabs>
+        <w:ind w:left="5040" w:hanging="360"/>
+      </w:pPr>
+      <w:rPr>
+        <w:rFonts w:ascii="Symbol" w:hAnsi="Symbol" w:hint="default"/>
+        <w:sz w:val="20"/>
+      </w:rPr>
+    </w:lvl>
+    <w:lvl w:ilvl="7" w:tentative="1">
+      <w:start w:val="1"/>
+      <w:numFmt w:val="bullet"/>
+      <w:lvlText w:val=""/>
+      <w:lvlJc w:val="left"/>
+      <w:pPr>
+        <w:tabs>
+          <w:tab w:val="num" w:pos="5760"/>
+        </w:tabs>
+        <w:ind w:left="5760" w:hanging="360"/>
+      </w:pPr>
+      <w:rPr>
+        <w:rFonts w:ascii="Symbol" w:hAnsi="Symbol" w:hint="default"/>
+        <w:sz w:val="20"/>
+      </w:rPr>
+    </w:lvl>
+    <w:lvl w:ilvl="8" w:tentative="1">
+      <w:start w:val="1"/>
+      <w:numFmt w:val="bullet"/>
+      <w:lvlText w:val=""/>
+      <w:lvlJc w:val="left"/>
+      <w:pPr>
+        <w:tabs>
+          <w:tab w:val="num" w:pos="6480"/>
+        </w:tabs>
+        <w:ind w:left="6480" w:hanging="360"/>
+      </w:pPr>
+      <w:rPr>
+        <w:rFonts w:ascii="Symbol" w:hAnsi="Symbol" w:hint="default"/>
+        <w:sz w:val="20"/>
+      </w:rPr>
+    </w:lvl>
+  </w:abstractNum>
+  <w:abstractNum w:abstractNumId="7" w15:restartNumberingAfterBreak="0">
     <w:nsid w:val="2AFE7C84"/>
     <w:multiLevelType w:val="multilevel"/>
     <w:tmpl w:val="6D4C755A"/>
@@ -2121,7 +2303,7 @@
       </w:rPr>
     </w:lvl>
   </w:abstractNum>
-  <w:abstractNum w:abstractNumId="6" w15:restartNumberingAfterBreak="0">
+  <w:abstractNum w:abstractNumId="8" w15:restartNumberingAfterBreak="0">
     <w:nsid w:val="2EED02CD"/>
     <w:multiLevelType w:val="multilevel"/>
     <w:tmpl w:val="4A5E652E"/>
@@ -2270,7 +2452,7 @@
       </w:rPr>
     </w:lvl>
   </w:abstractNum>
-  <w:abstractNum w:abstractNumId="7" w15:restartNumberingAfterBreak="0">
+  <w:abstractNum w:abstractNumId="9" w15:restartNumberingAfterBreak="0">
     <w:nsid w:val="3210F924"/>
     <w:multiLevelType w:val="hybridMultilevel"/>
     <w:tmpl w:val="FFFFFFFF"/>
@@ -2321,7 +2503,7 @@
       <w:lvlJc w:val="left"/>
     </w:lvl>
   </w:abstractNum>
-  <w:abstractNum w:abstractNumId="8" w15:restartNumberingAfterBreak="0">
+  <w:abstractNum w:abstractNumId="10" w15:restartNumberingAfterBreak="0">
     <w:nsid w:val="3ADC3281"/>
     <w:multiLevelType w:val="hybridMultilevel"/>
     <w:tmpl w:val="FFFFFFFF"/>
@@ -2372,7 +2554,7 @@
       <w:lvlJc w:val="left"/>
     </w:lvl>
   </w:abstractNum>
-  <w:abstractNum w:abstractNumId="9" w15:restartNumberingAfterBreak="0">
+  <w:abstractNum w:abstractNumId="11" w15:restartNumberingAfterBreak="0">
     <w:nsid w:val="48D84B90"/>
     <w:multiLevelType w:val="multilevel"/>
     <w:tmpl w:val="4E5A6C14"/>
@@ -2521,7 +2703,7 @@
       </w:rPr>
     </w:lvl>
   </w:abstractNum>
-  <w:abstractNum w:abstractNumId="10" w15:restartNumberingAfterBreak="0">
+  <w:abstractNum w:abstractNumId="12" w15:restartNumberingAfterBreak="0">
     <w:nsid w:val="59FF4A12"/>
     <w:multiLevelType w:val="multilevel"/>
     <w:tmpl w:val="B184938E"/>
@@ -2670,7 +2852,7 @@
       </w:rPr>
     </w:lvl>
   </w:abstractNum>
-  <w:abstractNum w:abstractNumId="11" w15:restartNumberingAfterBreak="0">
+  <w:abstractNum w:abstractNumId="13" w15:restartNumberingAfterBreak="0">
     <w:nsid w:val="7DAC7F25"/>
     <w:multiLevelType w:val="multilevel"/>
     <w:tmpl w:val="F8207A40"/>
@@ -2819,7 +3001,7 @@
       </w:rPr>
     </w:lvl>
   </w:abstractNum>
-  <w:abstractNum w:abstractNumId="12" w15:restartNumberingAfterBreak="0">
+  <w:abstractNum w:abstractNumId="14" w15:restartNumberingAfterBreak="0">
     <w:nsid w:val="7DFF7565"/>
     <w:multiLevelType w:val="multilevel"/>
     <w:tmpl w:val="F05ECC6C"/>
@@ -2972,25 +3154,25 @@
     <w:abstractNumId w:val="1"/>
   </w:num>
   <w:num w:numId="2" w16cid:durableId="1340618164">
-    <w:abstractNumId w:val="8"/>
+    <w:abstractNumId w:val="10"/>
   </w:num>
   <w:num w:numId="3" w16cid:durableId="2081903211">
     <w:abstractNumId w:val="0"/>
   </w:num>
   <w:num w:numId="4" w16cid:durableId="452945790">
+    <w:abstractNumId w:val="9"/>
+  </w:num>
+  <w:num w:numId="5" w16cid:durableId="2081368746">
+    <w:abstractNumId w:val="14"/>
+  </w:num>
+  <w:num w:numId="6" w16cid:durableId="1039355719">
+    <w:abstractNumId w:val="13"/>
+  </w:num>
+  <w:num w:numId="7" w16cid:durableId="842403257">
     <w:abstractNumId w:val="7"/>
   </w:num>
-  <w:num w:numId="5" w16cid:durableId="2081368746">
-    <w:abstractNumId w:val="12"/>
-  </w:num>
-  <w:num w:numId="6" w16cid:durableId="1039355719">
+  <w:num w:numId="8" w16cid:durableId="1435903505">
     <w:abstractNumId w:val="11"/>
-  </w:num>
-  <w:num w:numId="7" w16cid:durableId="842403257">
-    <w:abstractNumId w:val="5"/>
-  </w:num>
-  <w:num w:numId="8" w16cid:durableId="1435903505">
-    <w:abstractNumId w:val="9"/>
   </w:num>
   <w:num w:numId="9" w16cid:durableId="310712565">
     <w:abstractNumId w:val="4"/>
@@ -2999,19 +3181,25 @@
     <w:abstractNumId w:val="3"/>
   </w:num>
   <w:num w:numId="11" w16cid:durableId="220875022">
-    <w:abstractNumId w:val="6"/>
+    <w:abstractNumId w:val="8"/>
   </w:num>
   <w:num w:numId="12" w16cid:durableId="152064882">
-    <w:abstractNumId w:val="10"/>
+    <w:abstractNumId w:val="12"/>
   </w:num>
   <w:num w:numId="13" w16cid:durableId="1958636776">
     <w:abstractNumId w:val="2"/>
+  </w:num>
+  <w:num w:numId="14" w16cid:durableId="713313012">
+    <w:abstractNumId w:val="5"/>
+  </w:num>
+  <w:num w:numId="15" w16cid:durableId="1355840854">
+    <w:abstractNumId w:val="6"/>
   </w:num>
 </w:numbering>
 </file>
 
 <file path=word/styles.xml><?xml version="1.0" encoding="utf-8"?>
-<w:styles xmlns:mc="http://schemas.openxmlformats.org/markup-compatibility/2006" xmlns:r="http://schemas.openxmlformats.org/officeDocument/2006/relationships" xmlns:w="http://schemas.openxmlformats.org/wordprocessingml/2006/main" xmlns:w14="http://schemas.microsoft.com/office/word/2010/wordml" xmlns:w15="http://schemas.microsoft.com/office/word/2012/wordml" xmlns:w16cex="http://schemas.microsoft.com/office/word/2018/wordml/cex" xmlns:w16cid="http://schemas.microsoft.com/office/word/2016/wordml/cid" xmlns:w16="http://schemas.microsoft.com/office/word/2018/wordml" xmlns:w16du="http://schemas.microsoft.com/office/word/2023/wordml/word16du" xmlns:w16sdtdh="http://schemas.microsoft.com/office/word/2020/wordml/sdtdatahash" xmlns:w16sdtfl="http://schemas.microsoft.com/office/word/2024/wordml/sdtformatlock" xmlns:w16se="http://schemas.microsoft.com/office/word/2015/wordml/symex" mc:Ignorable="w14 w15 w16se w16cid w16 w16cex w16sdtdh w16sdtfl w16du">
+<w:styles xmlns:mc="http://schemas.openxmlformats.org/markup-compatibility/2006" xmlns:r="http://schemas.openxmlformats.org/officeDocument/2006/relationships" xmlns:w="http://schemas.openxmlformats.org/wordprocessingml/2006/main" xmlns:w14="http://schemas.microsoft.com/office/word/2010/wordml" xmlns:w15="http://schemas.microsoft.com/office/word/2012/wordml" xmlns:w16cex="http://schemas.microsoft.com/office/word/2018/wordml/cex" xmlns:w16cid="http://schemas.microsoft.com/office/word/2016/wordml/cid" xmlns:w16="http://schemas.microsoft.com/office/word/2018/wordml" xmlns:w16sdtdh="http://schemas.microsoft.com/office/word/2020/wordml/sdtdatahash" xmlns:w16sdtfl="http://schemas.microsoft.com/office/word/2024/wordml/sdtformatlock" xmlns:w16se="http://schemas.microsoft.com/office/word/2015/wordml/symex" xmlns:w16du="http://schemas.microsoft.com/office/word/2023/wordml/word16du" mc:Ignorable="w14 w15 w16se w16cid w16 w16cex w16sdtdh w16sdtfl w16du">
   <w:docDefaults>
     <w:rPrDefault>
       <w:rPr>
